--- a/docs/docx/polozhenie_prodazha.docx
+++ b/docs/docx/polozhenie_prodazha.docx
@@ -76,7 +76,7 @@
     <w:p/>
     <w:p>
       <w:r>
-        <w:t>«__» __________ 20__ г.</w:t>
+        <w:t>{{ДАТА}}</w:t>
       </w:r>
     </w:p>
     <w:sectPr>

--- a/docs/docx/polozhenie_prodazha.docx
+++ b/docs/docx/polozhenie_prodazha.docx
@@ -4,6 +4,8 @@
   <w:body>
     <w:p>
       <w:pPr>
+        <w:keepNext/>
+        <w:keepLines/>
         <w:jc w:val="center"/>
       </w:pPr>
       <w:r>
@@ -14,67 +16,139 @@
         <w:t>Положение о порядке, сроках и условиях продажи имущества {{ДОЛЖНИК_НАИМЕНОВАНИЕ}}</w:t>
       </w:r>
     </w:p>
-    <w:p/>
     <w:p>
+      <w:pPr>
+        <w:keepNext/>
+        <w:keepLines/>
+      </w:pPr>
+    </w:p>
+    <w:p>
+      <w:pPr>
+        <w:keepNext/>
+        <w:keepLines/>
+      </w:pPr>
       <w:r>
         <w:t>дело № {{НОМЕР_ДЕЛА}}, {{СУД}}</w:t>
       </w:r>
     </w:p>
-    <w:p/>
     <w:p>
+      <w:pPr>
+        <w:keepNext/>
+        <w:keepLines/>
+      </w:pPr>
+    </w:p>
+    <w:p>
+      <w:pPr>
+        <w:keepNext/>
+        <w:keepLines/>
+      </w:pPr>
       <w:r>
         <w:t>1. Состав имущества (лоты) и начальная цена: {{ЛОТЫ}} (основание — отчёт об оценке № {{НОМЕР_ОТЧЁТА}} либо решение управляющего).</w:t>
       </w:r>
     </w:p>
     <w:p>
+      <w:pPr>
+        <w:keepNext/>
+        <w:keepLines/>
+      </w:pPr>
       <w:r>
         <w:t>2. Организатор торгов: {{ОРГАНИЗАТОР}}; электронная площадка: {{ЭТП}}.</w:t>
       </w:r>
     </w:p>
     <w:p>
+      <w:pPr>
+        <w:keepNext/>
+        <w:keepLines/>
+      </w:pPr>
       <w:r>
         <w:t>3. Форма торгов: открытый аукцион с открытой формой подачи предложений о цене; шаг аукциона {{ШАГ}}% (от 5 до 10%).</w:t>
       </w:r>
     </w:p>
     <w:p>
+      <w:pPr>
+        <w:keepNext/>
+        <w:keepLines/>
+      </w:pPr>
       <w:r>
         <w:t>4. Задаток: {{ЗАДАТОК}}% от начальной цены (не более 20%), реквизиты счёта: {{СЧЁТ_ЗАДАТКОВ}}.</w:t>
       </w:r>
     </w:p>
     <w:p>
+      <w:pPr>
+        <w:keepNext/>
+        <w:keepLines/>
+      </w:pPr>
       <w:r>
         <w:t>5. Повторные торги: начальная цена ниже на 10%.</w:t>
       </w:r>
     </w:p>
     <w:p>
+      <w:pPr>
+        <w:keepNext/>
+        <w:keepLines/>
+      </w:pPr>
       <w:r>
         <w:t>6. Публичное предложение: снижение цены на {{СНИЖЕНИЕ}}% каждые {{ПЕРИОД_ДНЕЙ}} дней до цены отсечения {{ЦЕНА_ОТСЕЧЕНИЯ}}.</w:t>
       </w:r>
     </w:p>
     <w:p>
+      <w:pPr>
+        <w:keepNext/>
+        <w:keepLines/>
+      </w:pPr>
       <w:r>
         <w:t>7. Порядок заключения договора и оплаты: в течение 5 дней с даты протокола направляется предложение, оплата в течение 30 дней.</w:t>
       </w:r>
     </w:p>
     <w:p>
+      <w:pPr>
+        <w:keepNext/>
+        <w:keepLines/>
+      </w:pPr>
       <w:r>
         <w:t>8. Особенности продажи залогового имущества (ст. 138): {{ЗАЛОГ}}.</w:t>
       </w:r>
     </w:p>
-    <w:p/>
     <w:p>
+      <w:pPr>
+        <w:keepNext/>
+        <w:keepLines/>
+      </w:pPr>
+    </w:p>
+    <w:p>
+      <w:pPr>
+        <w:keepNext/>
+        <w:keepLines/>
+      </w:pPr>
       <w:r>
         <w:t>{{ВИД_УПРАВЛЯЮЩЕГО}} {{ДОЛЖНИК_НАИМЕНОВАНИЕ}}</w:t>
       </w:r>
     </w:p>
-    <w:p/>
     <w:p>
+      <w:pPr>
+        <w:keepNext/>
+        <w:keepLines/>
+      </w:pPr>
+    </w:p>
+    <w:p>
+      <w:pPr>
+        <w:keepNext/>
+        <w:keepLines/>
+      </w:pPr>
       <w:r>
         <w:t>__________________ / {{ФИО_УПРАВЛЯЮЩЕГО}} /</w:t>
       </w:r>
     </w:p>
-    <w:p/>
     <w:p>
+      <w:pPr>
+        <w:keepNext/>
+        <w:keepLines/>
+      </w:pPr>
+    </w:p>
+    <w:p>
+      <w:pPr>
+        <w:keepLines/>
+      </w:pPr>
       <w:r>
         <w:t>{{ДАТА}}</w:t>
       </w:r>
@@ -455,6 +529,7 @@
     <w:rPr>
       <w:rFonts w:ascii="Times New Roman" w:hAnsi="Times New Roman"/>
       <w:sz w:val="24"/>
+      <w:lang w:val="ru-RU" w:eastAsia="ru-RU"/>
     </w:rPr>
   </w:style>
   <w:style w:type="paragraph" w:styleId="Header">

--- a/docs/docx/polozhenie_prodazha.docx
+++ b/docs/docx/polozhenie_prodazha.docx
@@ -136,7 +136,7 @@
         <w:keepLines/>
       </w:pPr>
       <w:r>
-        <w:t>__________________ / {{ФИО_УПРАВЛЯЮЩЕГО}} /</w:t>
+        <w:t>__________________ {{ФИО_УПРАВЛЯЮЩЕГО_ИОФ}}</w:t>
       </w:r>
     </w:p>
     <w:p>
